--- a/bai1.docx
+++ b/bai1.docx
@@ -850,7 +850,7 @@
           <w:szCs w:val="21"/>
           <w:rtl w:val="0"/>
         </w:rPr>
-        <w:t xml:space="preserve">Bội số từ Customer sang Order là: **1 - *** (Một khách hàng có nhiều đơn hàng).</w:t>
+        <w:t xml:space="preserve">Bội số từ Customer sang Order là: 1 - 0..* (Một khách hàng có nhiều đơn hàng).</w:t>
       </w:r>
     </w:p>
     <w:p>
